--- a/public/legal/MyDancr_DMCA_Policy_2026-10-31.docx
+++ b/public/legal/MyDancr_DMCA_Policy_2026-10-31.docx
@@ -103,7 +103,7 @@
       <w:r>
         <w:t>Agent: Copyright Manager, MyDancr LLC</w:t>
         <w:br/>
-        <w:t>Mailing address: 30 N Gould St, Sheridan, WY 82801</w:t>
+        <w:t>Mailing address: 30 N Gould St STE R, Sheridan, WY 82801</w:t>
         <w:br/>
         <w:t>Telephone: 7026258967</w:t>
         <w:br/>
